--- a/Xceed.Words.NET.Examples/Samples/FootnoteEndnote/Output/AddFootnotes.docx
+++ b/Xceed.Words.NET.Examples/Samples/FootnoteEndnote/Output/AddFootnotes.docx
@@ -9,7 +9,7 @@
       </w:pPr>
       <w:r>
         <w:rPr>
-          <w:lang w:val="en-US"/>
+          <w:lang w:val="en-CA"/>
           <w:sz w:val="30"/>
           <w:szCs w:val="30"/>
         </w:rPr>
@@ -115,7 +115,7 @@
       </w:r>
       <w:r>
         <w:rPr>
-          <w:lang w:val="en-US"/>
+          <w:lang w:val="en-CA"/>
           <w:b/>
           <w:sz w:val="30"/>
           <w:szCs w:val="30"/>
@@ -139,7 +139,7 @@
       <w:r>
         <w:t xml:space="preserve"> </w:t>
       </w:r>
-      <w:hyperlink xmlns:p4="http://schemas.openxmlformats.org/officeDocument/2006/relationships" p4:id="R770b7cb49c58439e" w:history="1">
+      <w:hyperlink xmlns:p4="http://schemas.openxmlformats.org/officeDocument/2006/relationships" p4:id="Rf735189f31d241e1" w:history="1">
         <w:r>
           <w:rPr>
             <w:rStyle w:val="Hyperlink"/>
@@ -164,7 +164,7 @@
         <w:rFonts w:asciiTheme="minorHAnsi" w:eastAsiaTheme="minorHAnsi" w:hAnsiTheme="minorHAnsi" w:cstheme="minorBidi"/>
         <w:sz w:val="22"/>
         <w:szCs w:val="22"/>
-        <w:lang w:val="en-US" w:eastAsia="en-US" w:bidi="ar-SA"/>
+        <w:lang w:val="en-CA" w:eastAsia="en-US" w:bidi="ar-SA"/>
       </w:rPr>
     </w:rPrDefault>
     <w:pPrDefault/>
